--- a/ru/discovery-articles/3.15 Лифт.docx
+++ b/ru/discovery-articles/3.15 Лифт.docx
@@ -4,136 +4,103 @@
   <w:body>
     <w:p>
       <w:pPr>
-        <w:spacing w:before="0" w:after="80"/>
+        <w:pStyle w:val="Title"/>
+        <w:widowControl/>
       </w:pPr>
       <w:r>
-        <w:rPr>
-          <w:rFonts w:ascii="Calibri" w:hAnsi="Calibri" w:cs="Calibri"/>
-          <w:b/>
-          <w:color w:val="2E74B5"/>
-          <w:sz w:val="20"/>
-        </w:rPr>
-        <w:t>3. Промышленность, энергетика и транспорт</w:t>
+        <w:t>3.15 Лифт</w:t>
       </w:r>
     </w:p>
     <w:p>
       <w:pPr>
         <w:keepNext/>
-        <w:spacing w:before="0" w:after="120"/>
+        <w:widowControl/>
       </w:pPr>
       <w:r>
         <w:rPr>
-          <w:rFonts w:ascii="Calibri" w:hAnsi="Calibri" w:cs="Calibri"/>
-          <w:b/>
-          <w:color w:val="0B2545"/>
-          <w:sz w:val="48"/>
+          <w:sz w:val="20"/>
         </w:rPr>
-        <w:t>3.15 Лифт</w:t>
+        <w:t>3. Промышленность, энергия и транспорт</w:t>
       </w:r>
     </w:p>
     <w:p>
       <w:pPr>
-        <w:spacing w:before="0" w:after="200" w:line="276" w:lineRule="auto"/>
+        <w:keepNext/>
+        <w:widowControl/>
       </w:pPr>
       <w:r>
         <w:rPr>
-          <w:rFonts w:ascii="Calibri" w:hAnsi="Calibri" w:cs="Calibri"/>
-          <w:i/>
-          <w:color w:val="666666"/>
-          <w:sz w:val="21"/>
+          <w:sz w:val="20"/>
         </w:rPr>
-        <w:t>Период: середина XIX века — безопасный пассажирский лифт; более ранние подъёмники; позднее — электрические системы для высотных зданий | Ключевые фигуры: Элиша Отис (демонстрация предохранительного устройства); создатели шахтных и складских подъёмников; позднейшие инженеры электрических лифтов</w:t>
+        <w:t>Период: середина XIX века — безопасный пассажирский подъёмник; ранее — грузовые подъёмные устройства; позднее — электрические высотные системы | Основные участники: Элиша Отис, демонстрация предохранительного устройства; мастера шахтных и складских подъёмников, позднее инженеры электрических лифтов</w:t>
       </w:r>
     </w:p>
     <w:p>
       <w:pPr>
-        <w:spacing w:before="0" w:after="200" w:line="300" w:lineRule="auto"/>
+        <w:widowControl/>
       </w:pPr>
       <w:r>
-        <w:rPr>
-          <w:rFonts w:ascii="Calibri" w:hAnsi="Calibri" w:cs="Calibri"/>
-          <w:color w:val="0B2545"/>
-          <w:sz w:val="23"/>
-        </w:rPr>
-        <w:t>Лифт — направляемая кабина, которая перевозит людей и грузы между этажами. Предохранительные устройства сделали поездку заслуживающей доверия, а электрический привод — быстрой и повседневной. Благодаря лифту вертикальное пространство превратилось в полноценную недвижимость.</w:t>
+        <w:t>Лифт — движущаяся по направляющим кабина для перевозки людей и грузов между этажами. Предохранительные устройства, затем электрический привод сделали её надёжной, превратив высоту в обычное пространство для жилья и работы.</w:t>
       </w:r>
     </w:p>
     <w:p>
       <w:pPr>
         <w:pStyle w:val="Heading1"/>
+        <w:widowControl/>
       </w:pPr>
       <w:r>
-        <w:t>Ключевые факты</w:t>
+        <w:t>Кратко о главном</w:t>
       </w:r>
     </w:p>
     <w:p>
       <w:pPr>
-        <w:keepLines/>
-        <w:spacing w:after="80" w:line="300" w:lineRule="auto"/>
-        <w:numPr>
-          <w:ilvl w:val="0"/>
-          <w:numId w:val="10"/>
-        </w:numPr>
+        <w:pStyle w:val="ListBullet"/>
+        <w:widowControl/>
       </w:pPr>
       <w:r>
-        <w:t>Грузовые подъёмники существовали задолго до того, как люди начали доверять пассажирским лифтам.</w:t>
+        <w:t>Грузовые подъёмники существовали задолго до широкого доверия пассажиров.</w:t>
       </w:r>
     </w:p>
     <w:p>
       <w:pPr>
-        <w:keepLines/>
-        <w:spacing w:after="80" w:line="300" w:lineRule="auto"/>
-        <w:numPr>
-          <w:ilvl w:val="0"/>
-          <w:numId w:val="10"/>
-        </w:numPr>
+        <w:pStyle w:val="ListBullet"/>
+        <w:widowControl/>
       </w:pPr>
       <w:r>
-        <w:t>В 1850-х годах Элиша Отис продемонстрировал устройство, останавливавшее платформу при обрыве подъёмного каната.</w:t>
+        <w:t>В 1850-х годах Отис показал устройство, останавливающее платформу при обрыве каната.</w:t>
       </w:r>
     </w:p>
     <w:p>
       <w:pPr>
-        <w:keepLines/>
-        <w:spacing w:after="80" w:line="300" w:lineRule="auto"/>
-        <w:numPr>
-          <w:ilvl w:val="0"/>
-          <w:numId w:val="10"/>
-        </w:numPr>
+        <w:pStyle w:val="ListBullet"/>
+        <w:widowControl/>
       </w:pPr>
       <w:r>
-        <w:t>Растущие городские здания последовательно использовали паровые, гидравлические и электрические лифты.</w:t>
+        <w:t>Растущие здания обслуживали паровые, гидравлические, позднее электрические лифты.</w:t>
       </w:r>
     </w:p>
     <w:p>
       <w:pPr>
-        <w:keepLines/>
-        <w:spacing w:after="80" w:line="300" w:lineRule="auto"/>
-        <w:numPr>
-          <w:ilvl w:val="0"/>
-          <w:numId w:val="10"/>
-        </w:numPr>
+        <w:pStyle w:val="ListBullet"/>
+        <w:widowControl/>
       </w:pPr>
       <w:r>
-        <w:t>Автоматическое управление, двери и строительные нормы превратили пассажирские поездки в обычное дело.</w:t>
+        <w:t>Автоматическое управление, двери и нормы безопасности сделали пассажирские поездки повседневными.</w:t>
       </w:r>
     </w:p>
     <w:p>
       <w:pPr>
-        <w:keepLines/>
-        <w:spacing w:after="80" w:line="300" w:lineRule="auto"/>
-        <w:numPr>
-          <w:ilvl w:val="0"/>
-          <w:numId w:val="10"/>
-        </w:numPr>
+        <w:pStyle w:val="ListBullet"/>
+        <w:widowControl/>
       </w:pPr>
       <w:r>
-        <w:t>Экономика небоскрёбов зависит от быстрого и безопасного вертикального транспорта.</w:t>
+        <w:t>Экономика небоскрёба зависит от быстрого и безопасного вертикального транспорта.</w:t>
       </w:r>
     </w:p>
     <w:p>
       <w:pPr>
         <w:pStyle w:val="Heading1"/>
+        <w:widowControl/>
       </w:pPr>
       <w:r>
         <w:t>Что это такое</w:t>
@@ -141,143 +108,101 @@
     </w:p>
     <w:p>
       <w:pPr>
-        <w:keepLines w:val="0"/>
+        <w:widowControl/>
       </w:pPr>
       <w:r>
-        <w:t>Лифт — это движущаяся в шахте кабина, которую поднимают и опускают канаты, гидравлический механизм или иной привод. Направляющие удерживают её на заданной траектории, противовес уравновешивает нагрузку, а ловители, буферы и блокировки должны сделать возможную неисправность безопасной.</w:t>
-      </w:r>
-    </w:p>
-    <w:p>
-      <w:pPr>
-        <w:keepLines w:val="0"/>
-      </w:pPr>
-      <w:r>
-        <w:t>Кнопки и система распределения вызовов превращают шахту в общую вертикальную улицу. Проще говоря, лифт — это комната, которая поднимается. Решающее изобретение состояло не в самом подъёме — лебёдки давно работали в шахтах, — а в том, чтобы люди согласились войти в кабину.</w:t>
+        <w:t>Кабина лифта перемещается в шахте с помощью канатов, гидравлики или другого привода; направляющие удерживают положение. Ловители, буферы и блокировки уменьшают последствия отказа, противовес уравновешивает нагрузку. Кнопки и алгоритмы распределения вызовов превращают шахту в общую вертикальную улицу. Это комната, которая поднимается. Решающее достижение — не сам подъём, давно известный шахтам, а готовность людей доверить ему свою жизнь.</w:t>
       </w:r>
     </w:p>
     <w:p>
       <w:pPr>
         <w:pStyle w:val="Heading1"/>
+        <w:widowControl/>
       </w:pPr>
       <w:r>
-        <w:t>Кто это открыл или изобрёл</w:t>
+        <w:t>Кто открыл или изобрёл</w:t>
       </w:r>
     </w:p>
     <w:p>
       <w:pPr>
-        <w:keepLines w:val="0"/>
+        <w:widowControl/>
       </w:pPr>
       <w:r>
-        <w:t>Подъёмные платформы с древности применялись на складах и в театрах. Символом безопасного лифта стал Элиша Отис: в 1850-х годах в Нью-Йорке он наглядно показал предохранительный механизм, который при обрыве каната зажимал платформу на направляющих.</w:t>
-      </w:r>
-    </w:p>
-    <w:p>
-      <w:pPr>
-        <w:keepLines w:val="0"/>
-      </w:pPr>
-      <w:r>
-        <w:t>Однако барабаны, гидравлические системы, электрическую тягу и двери совершенствовали многие инженеры. Доверие пассажиров создавали также строительные нормы и работа инспекторов. История торговой марки сводит многовековое развитие подъёмной техники к эффектной публичной демонстрации, но реальная картина гораздо шире.</w:t>
+        <w:t>Подъёмные платформы использовали на складах и в театрах с древности. Отис стал символом технологии благодаря предохранителю, захватывавшему направляющие при обрыве подъёмного каната. Его известная демонстрация прошла в Нью-Йорке в 1850-х годах. Множество инженеров улучшали барабаны, гидравлику, электрическую тягу и двери. Нормы и инспекторы тоже создавали доверие. История бренда упрощает долгую эволюцию подъёмного ремесла до одного выставочного эпизода.</w:t>
       </w:r>
     </w:p>
     <w:p>
       <w:pPr>
         <w:pStyle w:val="Heading1"/>
+        <w:widowControl/>
       </w:pPr>
       <w:r>
-        <w:t>Когда и как это появилось</w:t>
+        <w:t>Когда и как появилось</w:t>
       </w:r>
     </w:p>
     <w:p>
       <w:pPr>
-        <w:keepLines w:val="0"/>
+        <w:widowControl/>
       </w:pPr>
       <w:r>
-        <w:t>Популяризация безопасного лифта в середине XIX века совпала с появлением зданий с железным каркасом, которым требовался удобный доступ на верхние этажи. В универмагах и офисах работали паровые и гидравлические подъёмники; к концу XIX — началу XX века электрическая тяга позволила обслуживать более высокие шахты.</w:t>
-      </w:r>
-    </w:p>
-    <w:p>
-      <w:pPr>
-        <w:keepLines w:val="0"/>
-      </w:pPr>
-      <w:r>
-        <w:t>Автоматическое управление постепенно заменило лифтёров, одновременно развивались правила зонирования и пожарной безопасности. В эпоху небоскрёбов группы лифтов стали такой же важной частью здания, как фасад. Чем дороже становилась городская земля, тем выше поднимался спрос на лифты.</w:t>
+        <w:t>Реклама безопасности в середине XIX века совпала с ростом зданий с железным каркасом. Паровые и гидравлические лифты обслуживали магазины и офисы; к концу XIX — началу XX века электрическая тяга подошла более высоким шахтам. Автоматика сократила число лифтёров, одновременно развивались нормы зонирования и пожарной защиты. В эпоху небоскрёбов группы лифтов стали столь же характерны, как фасады. Распространение шло вслед за ростом городских цен на землю.</w:t>
       </w:r>
     </w:p>
     <w:p>
       <w:pPr>
         <w:pStyle w:val="Heading1"/>
+        <w:widowControl/>
       </w:pPr>
       <w:r>
-        <w:t>Научное значение</w:t>
+        <w:t>Значение для науки</w:t>
       </w:r>
     </w:p>
     <w:p>
       <w:pPr>
-        <w:keepLines w:val="0"/>
+        <w:widowControl/>
       </w:pPr>
       <w:r>
-        <w:t>В лифте сходятся задачи динамики, трения, управления и взаимодействия техники с человеком: комфорт при разгоне, растяжение канатов, ожидание и распределение пассажиропотока. Инженерия безопасности рассматривает даже редкий обрыв каната как обязательный расчётный случай, а не как маловероятное исключение.</w:t>
-      </w:r>
-    </w:p>
-    <w:p>
-      <w:pPr>
-        <w:keepLines w:val="0"/>
-      </w:pPr>
-      <w:r>
-        <w:t>Тяговый лифт с противовесом наглядно демонстрирует механическое преимущество и экономию энергии. При моделировании пожара и распространения дыма высотная шахта учитывается как вертикальный канал. Лифт стал лабораторией надёжности, ежедневно работающей на глазах у общества.</w:t>
+        <w:t>Лифт сосредоточил задачи динамики, трения, управления и человеческого удобства: ускорение, растяжение каната, очереди. Инженерия безопасности рассматривает редкий обрыв как расчётный случай, а не позднюю поправку. Противовес показывает механическое уравновешивание и экономию энергии. Модели пожара и дыма должны учитывать шахты как вертикальные пути. Это система, надёжность которой ежедневно проверяют пассажиры.</w:t>
       </w:r>
     </w:p>
     <w:p>
       <w:pPr>
         <w:pStyle w:val="Heading1"/>
+        <w:widowControl/>
       </w:pPr>
       <w:r>
-        <w:t>Влияние на последующее развитие</w:t>
+        <w:t>Влияние на дальнейшее развитие</w:t>
       </w:r>
     </w:p>
     <w:p>
       <w:pPr>
-        <w:keepLines w:val="0"/>
+        <w:widowControl/>
       </w:pPr>
       <w:r>
-        <w:t>Без надёжного лифта современный небоскрёб или многоэтажная гостиница не имели бы экономического смысла. Высокая плотность городов, деловые центры и вертикальные торговые комплексы изначально предполагают его наличие.</w:t>
-      </w:r>
-    </w:p>
-    <w:p>
-      <w:pPr>
-        <w:keepLines w:val="0"/>
-      </w:pPr>
-      <w:r>
-        <w:t>Позднее доступ к лифтам стал рассматриваться как важная часть равных прав людей с ограниченной мобильностью. Родственными технологиями пользуются автоматизированные склады и строительные подъёмники. Городской силуэт изменился потому, что люди получили возможность жить и работать далеко над уличным шумом.</w:t>
+        <w:t>Без надёжных лифтов современный небоскрёб и многоэтажный отель экономически малопривлекательны. От них зависят плотная застройка, деловые центры и вертикальные торговые комплексы. Позднее борьба за доступность включила лифты в инфраструктуру гражданских прав. Складская автоматика и строительные подъёмники родственны им. Силуэт архитектуры изменился, потому что люди смогли жить и работать далеко над улицей — при условии, что кабина приходит по вызову.</w:t>
       </w:r>
     </w:p>
     <w:p>
       <w:pPr>
         <w:pStyle w:val="Heading1"/>
+        <w:widowControl/>
       </w:pPr>
       <w:r>
-        <w:t>Как это изменило жизнь людей</w:t>
+        <w:t>Как изменило жизнь людей</w:t>
       </w:r>
     </w:p>
     <w:p>
       <w:pPr>
-        <w:keepLines w:val="0"/>
+        <w:widowControl/>
       </w:pPr>
       <w:r>
-        <w:t>Верхние этажи из дешёвых чердачных помещений превратились в престижное жильё с хорошим видом. Дорога на работу стала отчасти вертикальной, а случайные встречи переместились в вестибюли и кабины.</w:t>
-      </w:r>
-    </w:p>
-    <w:p>
-      <w:pPr>
-        <w:keepLines w:val="0"/>
-      </w:pPr>
-      <w:r>
-        <w:t>Страх высоты встретился со стальной комнатой и рядом кнопок, хотя некоторые люди так и не научились полностью ей доверять. Сегодня жители густонаселённых городов воспринимают подъём на двадцатый этаж пешком как необязательное исключение — и замечают эту тихую зависимость лишь тогда, когда лифт останавливается.</w:t>
+        <w:t>Верхние этажи из дешёвых чердачных помещений превратились в ценные видовые квартиры. Поездка на работу стала отчасти вертикальной, случайные встречи переместились в холлы и кабины. Стальная коробка с кнопками столкнула людей со страхом высоты; некоторые так и не доверились ей полностью. В плотных городах привычно, что на двадцатый этаж не обязательно идти пешком, — пока лифт не остановится.</w:t>
       </w:r>
     </w:p>
     <w:p>
       <w:pPr>
         <w:pStyle w:val="Heading1"/>
+        <w:widowControl/>
       </w:pPr>
       <w:r>
         <w:t>Источники и литература</w:t>
@@ -286,145 +211,150 @@
     <w:p>
       <w:pPr>
         <w:pStyle w:val="Heading2"/>
+        <w:widowControl/>
       </w:pPr>
       <w:r>
-        <w:t>A. Книги и основные научные труды</w:t>
+        <w:rPr>
+          <w:sz w:val="20"/>
+        </w:rPr>
+        <w:t>Книги и основные научные труды</w:t>
       </w:r>
     </w:p>
     <w:p>
       <w:pPr>
-        <w:keepLines/>
-        <w:spacing w:after="80" w:line="300" w:lineRule="auto"/>
-        <w:numPr>
-          <w:ilvl w:val="0"/>
-          <w:numId w:val="11"/>
-        </w:numPr>
+        <w:widowControl/>
       </w:pPr>
       <w:r>
-        <w:t>Bernard, Andreas. Lifted: A Cultural History of the Elevator. New York: NYU Press, 2014.</w:t>
+        <w:rPr>
+          <w:sz w:val="20"/>
+        </w:rPr>
+        <w:t>1. Bernard, Andreas. Lifted: A Cultural History of the Elevator. New York: NYU Press, 2014.</w:t>
       </w:r>
     </w:p>
     <w:p>
       <w:pPr>
         <w:pStyle w:val="Heading2"/>
+        <w:widowControl/>
       </w:pPr>
       <w:r>
-        <w:t>C. Материалы научных учреждений и энциклопедий</w:t>
+        <w:rPr>
+          <w:sz w:val="20"/>
+        </w:rPr>
+        <w:t>Материалы организаций и энциклопедии</w:t>
       </w:r>
     </w:p>
     <w:p>
       <w:pPr>
-        <w:keepLines/>
-        <w:spacing w:after="80" w:line="300" w:lineRule="auto"/>
-        <w:numPr>
-          <w:ilvl w:val="0"/>
-          <w:numId w:val="12"/>
-        </w:numPr>
+        <w:widowControl/>
       </w:pPr>
       <w:r>
-        <w:t>Encyclopaedia Britannica. «Elevator».</w:t>
+        <w:rPr>
+          <w:sz w:val="20"/>
+        </w:rPr>
+        <w:t xml:space="preserve">1. Encyclopaedia Britannica. 'Elevator.' </w:t>
       </w:r>
+      <w:hyperlink r:id="rId9">
+        <w:r>
+          <w:rPr>
+            <w:sz w:val="20"/>
+          </w:rPr>
+          <w:t>https://www.britannica.com/technology/elevator-vertical-transport</w:t>
+        </w:r>
+      </w:hyperlink>
       <w:r>
-        <w:t xml:space="preserve"> </w:t>
+        <w:rPr>
+          <w:sz w:val="20"/>
+        </w:rPr>
+      </w:r>
+    </w:p>
+    <w:p>
+      <w:pPr>
+        <w:widowControl/>
+      </w:pPr>
+      <w:r>
+        <w:rPr>
+          <w:sz w:val="20"/>
+        </w:rPr>
+        <w:t xml:space="preserve">2. Encyclopaedia Britannica. 'Elisha Otis.' </w:t>
+      </w:r>
+      <w:hyperlink r:id="rId10">
+        <w:r>
+          <w:rPr>
+            <w:sz w:val="20"/>
+          </w:rPr>
+          <w:t>https://www.britannica.com/biography/Elisha-Otis</w:t>
+        </w:r>
+      </w:hyperlink>
+      <w:r>
+        <w:rPr>
+          <w:sz w:val="20"/>
+        </w:rPr>
+      </w:r>
+    </w:p>
+    <w:p>
+      <w:pPr>
+        <w:pStyle w:val="Heading2"/>
+        <w:widowControl/>
+      </w:pPr>
+      <w:r>
+        <w:rPr>
+          <w:sz w:val="20"/>
+        </w:rPr>
+        <w:t>Пресса, научно-популярные и справочные материалы</w:t>
+      </w:r>
+    </w:p>
+    <w:p>
+      <w:pPr>
+        <w:widowControl/>
+      </w:pPr>
+      <w:r>
+        <w:rPr>
+          <w:sz w:val="20"/>
+        </w:rPr>
+        <w:t xml:space="preserve">1. Smithsonian Magazine. 'The History of the Elevator.' </w:t>
       </w:r>
       <w:hyperlink r:id="rId11">
         <w:r>
           <w:rPr>
-            <w:color w:val="0563C1"/>
-            <w:u w:val="single"/>
+            <w:sz w:val="20"/>
           </w:rPr>
-          <w:t>https://www.britannica.com/technology/elevator-vertical-transport</w:t>
+          <w:t>https://www.smithsonianmag.com/history/the-history-of-the-elevator-180975143/</w:t>
         </w:r>
       </w:hyperlink>
+      <w:r>
+        <w:rPr>
+          <w:sz w:val="20"/>
+        </w:rPr>
+      </w:r>
     </w:p>
     <w:p>
       <w:pPr>
-        <w:keepLines/>
-        <w:spacing w:after="80" w:line="300" w:lineRule="auto"/>
-        <w:numPr>
-          <w:ilvl w:val="0"/>
-          <w:numId w:val="12"/>
-        </w:numPr>
+        <w:widowControl/>
       </w:pPr>
       <w:r>
-        <w:t>Encyclopaedia Britannica. «Elisha Otis».</w:t>
-      </w:r>
-      <w:r>
-        <w:t xml:space="preserve"> </w:t>
+        <w:rPr>
+          <w:sz w:val="20"/>
+        </w:rPr>
+        <w:t xml:space="preserve">2. Otis. Company history of the safety elevator. </w:t>
       </w:r>
       <w:hyperlink r:id="rId12">
         <w:r>
           <w:rPr>
-            <w:color w:val="0563C1"/>
-            <w:u w:val="single"/>
-          </w:rPr>
-          <w:t>https://www.britannica.com/biography/Elisha-Otis</w:t>
-        </w:r>
-      </w:hyperlink>
-    </w:p>
-    <w:p>
-      <w:pPr>
-        <w:pStyle w:val="Heading2"/>
-      </w:pPr>
-      <w:r>
-        <w:t>J. Пресса, научно-популярные и справочные материалы</w:t>
-      </w:r>
-    </w:p>
-    <w:p>
-      <w:pPr>
-        <w:keepLines/>
-        <w:spacing w:after="80" w:line="300" w:lineRule="auto"/>
-        <w:numPr>
-          <w:ilvl w:val="0"/>
-          <w:numId w:val="13"/>
-        </w:numPr>
-      </w:pPr>
-      <w:r>
-        <w:t>Smithsonian Magazine. «The History of the Elevator».</w:t>
-      </w:r>
-      <w:r>
-        <w:t xml:space="preserve"> </w:t>
-      </w:r>
-      <w:hyperlink r:id="rId13">
-        <w:r>
-          <w:rPr>
-            <w:color w:val="0563C1"/>
-            <w:u w:val="single"/>
-          </w:rPr>
-          <w:t>https://www.smithsonianmag.com/history/the-history-of-the-elevator-180975143/</w:t>
-        </w:r>
-      </w:hyperlink>
-    </w:p>
-    <w:p>
-      <w:pPr>
-        <w:keepLines/>
-        <w:spacing w:after="80" w:line="300" w:lineRule="auto"/>
-        <w:numPr>
-          <w:ilvl w:val="0"/>
-          <w:numId w:val="13"/>
-        </w:numPr>
-      </w:pPr>
-      <w:r>
-        <w:t>Otis. История компании и безопасного лифта.</w:t>
-      </w:r>
-      <w:r>
-        <w:t xml:space="preserve"> </w:t>
-      </w:r>
-      <w:hyperlink r:id="rId14">
-        <w:r>
-          <w:rPr>
-            <w:color w:val="0563C1"/>
-            <w:u w:val="single"/>
+            <w:sz w:val="20"/>
           </w:rPr>
           <w:t>https://www.otis.com/en/us/our-company/history</w:t>
         </w:r>
       </w:hyperlink>
+      <w:r>
+        <w:rPr>
+          <w:sz w:val="20"/>
+        </w:rPr>
+      </w:r>
     </w:p>
     <w:sectPr>
-      <w:headerReference w:type="default" r:id="rId9"/>
-      <w:footerReference w:type="default" r:id="rId10"/>
-      <w:pgSz w:w="12240" w:h="15840"/>
-      <w:pgMar w:top="1440" w:right="1440" w:bottom="1440" w:left="1440" w:header="708" w:footer="708" w:gutter="0"/>
+      <w:footerReference w:type="default" r:id="rId13"/>
+      <w:pgSz w:w="11906" w:h="16838"/>
+      <w:pgMar w:top="1020" w:right="1134" w:bottom="1020" w:left="1134" w:header="720" w:footer="720" w:gutter="0"/>
       <w:cols w:space="720"/>
       <w:docGrid w:linePitch="360"/>
     </w:sectPr>
@@ -437,60 +367,11 @@
   <w:p>
     <w:pPr>
       <w:pStyle w:val="Footer"/>
-      <w:spacing w:before="0" w:after="0"/>
       <w:jc w:val="right"/>
     </w:pPr>
-    <w:r>
-      <w:rPr>
-        <w:rFonts w:ascii="Calibri" w:hAnsi="Calibri" w:cs="Calibri"/>
-        <w:color w:val="666666"/>
-        <w:sz w:val="18"/>
-      </w:rPr>
-      <w:t xml:space="preserve">Страница </w:t>
-    </w:r>
-    <w:r>
-      <w:rPr>
-        <w:rFonts w:ascii="Calibri" w:hAnsi="Calibri" w:cs="Calibri"/>
-        <w:color w:val="666666"/>
-        <w:sz w:val="18"/>
-      </w:rPr>
-      <w:fldChar w:fldCharType="begin"/>
-      <w:instrText xml:space="preserve"> PAGE </w:instrText>
-      <w:fldChar w:fldCharType="separate"/>
-      <w:t>1</w:t>
-      <w:fldChar w:fldCharType="end"/>
-    </w:r>
+    <w:fldSimple w:instr="PAGE"/>
   </w:p>
 </w:ftr>
-</file>
-
-<file path=word/header1.xml><?xml version="1.0" encoding="utf-8"?>
-<w:hdr xmlns:m="http://schemas.openxmlformats.org/officeDocument/2006/math" xmlns:mc="http://schemas.openxmlformats.org/markup-compatibility/2006" xmlns:mo="http://schemas.microsoft.com/office/mac/office/2008/main" xmlns:mv="urn:schemas-microsoft-com:mac:vml" xmlns:o="urn:schemas-microsoft-com:office:office" xmlns:r="http://schemas.openxmlformats.org/officeDocument/2006/relationships" xmlns:v="urn:schemas-microsoft-com:vml" xmlns:w10="urn:schemas-microsoft-com:office:word" xmlns:w14="http://schemas.microsoft.com/office/word/2010/wordml" xmlns:w="http://schemas.openxmlformats.org/wordprocessingml/2006/main" xmlns:wne="http://schemas.microsoft.com/office/word/2006/wordml" xmlns:wp14="http://schemas.microsoft.com/office/word/2010/wordprocessingDrawing" xmlns:wp="http://schemas.openxmlformats.org/drawingml/2006/wordprocessingDrawing" xmlns:wpc="http://schemas.microsoft.com/office/word/2010/wordprocessingCanvas" xmlns:wpg="http://schemas.microsoft.com/office/word/2010/wordprocessingGroup" xmlns:wpi="http://schemas.microsoft.com/office/word/2010/wordprocessingInk" xmlns:wps="http://schemas.microsoft.com/office/word/2010/wordprocessingShape" mc:Ignorable="w14 wp14">
-  <w:p>
-    <w:pPr>
-      <w:pStyle w:val="Header"/>
-      <w:spacing w:after="0"/>
-      <w:jc w:val="left"/>
-    </w:pPr>
-    <w:r>
-      <w:rPr>
-        <w:rFonts w:ascii="Calibri" w:hAnsi="Calibri" w:cs="Calibri"/>
-        <w:b/>
-        <w:color w:val="666666"/>
-        <w:sz w:val="18"/>
-      </w:rPr>
-      <w:t>Открытия и изобретения</w:t>
-    </w:r>
-    <w:r>
-      <w:rPr>
-        <w:rFonts w:ascii="Calibri" w:hAnsi="Calibri" w:cs="Calibri"/>
-        <w:color w:val="666666"/>
-        <w:sz w:val="18"/>
-      </w:rPr>
-      <w:t xml:space="preserve">    |    3. Промышленность, энергетика и транспорт</w:t>
-    </w:r>
-  </w:p>
-</w:hdr>
 </file>
 
 <file path=word/numbering.xml><?xml version="1.0" encoding="utf-8"?>
@@ -693,78 +574,6 @@
   <w:num w:numId="9">
     <w:abstractNumId w:val="0"/>
   </w:num>
-  <w:abstractNum w:abstractNumId="9">
-    <w:multiLevelType w:val="singleLevel"/>
-    <w:lvl w:ilvl="0">
-      <w:start w:val="1"/>
-      <w:numFmt w:val="bullet"/>
-      <w:lvlText w:val="•"/>
-      <w:lvlJc w:val="left"/>
-      <w:pPr>
-        <w:tabs>
-          <w:tab w:val="num" w:pos="540"/>
-        </w:tabs>
-        <w:ind w:left="540" w:hanging="270"/>
-      </w:pPr>
-    </w:lvl>
-  </w:abstractNum>
-  <w:num w:numId="10">
-    <w:abstractNumId w:val="9"/>
-  </w:num>
-  <w:abstractNum w:abstractNumId="10">
-    <w:multiLevelType w:val="singleLevel"/>
-    <w:lvl w:ilvl="0">
-      <w:start w:val="1"/>
-      <w:numFmt w:val="decimal"/>
-      <w:lvlText w:val="%1."/>
-      <w:lvlJc w:val="left"/>
-      <w:pPr>
-        <w:tabs>
-          <w:tab w:val="num" w:pos="540"/>
-        </w:tabs>
-        <w:ind w:left="540" w:hanging="270"/>
-      </w:pPr>
-    </w:lvl>
-  </w:abstractNum>
-  <w:num w:numId="11">
-    <w:abstractNumId w:val="10"/>
-  </w:num>
-  <w:abstractNum w:abstractNumId="11">
-    <w:multiLevelType w:val="singleLevel"/>
-    <w:lvl w:ilvl="0">
-      <w:start w:val="1"/>
-      <w:numFmt w:val="decimal"/>
-      <w:lvlText w:val="%1."/>
-      <w:lvlJc w:val="left"/>
-      <w:pPr>
-        <w:tabs>
-          <w:tab w:val="num" w:pos="540"/>
-        </w:tabs>
-        <w:ind w:left="540" w:hanging="270"/>
-      </w:pPr>
-    </w:lvl>
-  </w:abstractNum>
-  <w:num w:numId="12">
-    <w:abstractNumId w:val="11"/>
-  </w:num>
-  <w:abstractNum w:abstractNumId="12">
-    <w:multiLevelType w:val="singleLevel"/>
-    <w:lvl w:ilvl="0">
-      <w:start w:val="1"/>
-      <w:numFmt w:val="decimal"/>
-      <w:lvlText w:val="%1."/>
-      <w:lvlJc w:val="left"/>
-      <w:pPr>
-        <w:tabs>
-          <w:tab w:val="num" w:pos="540"/>
-        </w:tabs>
-        <w:ind w:left="540" w:hanging="270"/>
-      </w:pPr>
-    </w:lvl>
-  </w:abstractNum>
-  <w:num w:numId="13">
-    <w:abstractNumId w:val="12"/>
-  </w:num>
 </w:numbering>
 </file>
 
@@ -773,7 +582,7 @@
   <w:docDefaults>
     <w:rPrDefault>
       <w:rPr>
-        <w:rFonts w:asciiTheme="minorHAnsi" w:eastAsiaTheme="minorEastAsia" w:hAnsiTheme="minorHAnsi" w:cstheme="minorBidi"/>
+        <w:rFonts/>
         <w:sz w:val="22"/>
         <w:szCs w:val="22"/>
         <w:lang w:val="en-US" w:eastAsia="en-US" w:bidi="ar-SA"/>
@@ -929,12 +738,13 @@
     <w:qFormat/>
     <w:rsid w:val="00FC693F"/>
     <w:pPr>
-      <w:widowControl/>
-      <w:spacing w:before="0" w:after="120" w:line="300" w:lineRule="auto"/>
+      <w:spacing w:after="120" w:line="259" w:lineRule="auto"/>
     </w:pPr>
     <w:rPr>
-      <w:rFonts w:ascii="Calibri" w:hAnsi="Calibri" w:cs="Calibri"/>
-      <w:sz w:val="22"/>
+      <w:rFonts w:ascii="Times New Roman" w:hAnsi="Times New Roman"/>
+      <w:color w:val="000000"/>
+      <w:sz w:val="24"/>
+      <w:lang w:val="ru-RU"/>
     </w:rPr>
   </w:style>
   <w:style w:type="paragraph" w:styleId="Header">
@@ -992,16 +802,17 @@
     <w:pPr>
       <w:keepNext/>
       <w:keepLines/>
-      <w:spacing w:before="360" w:after="200"/>
+      <w:spacing w:before="480" w:after="120" w:line="259" w:lineRule="auto"/>
       <w:outlineLvl w:val="0"/>
     </w:pPr>
     <w:rPr>
-      <w:rFonts w:asciiTheme="majorHAnsi" w:eastAsiaTheme="majorEastAsia" w:hAnsiTheme="majorHAnsi" w:cstheme="majorBidi" w:ascii="Calibri" w:hAnsi="Calibri" w:cs="Calibri"/>
+      <w:rFonts w:ascii="Times New Roman" w:hAnsi="Times New Roman"/>
       <w:b/>
       <w:bCs/>
-      <w:color w:val="2E74B5"/>
-      <w:sz w:val="32"/>
+      <w:color w:val="000000"/>
+      <w:sz w:val="26"/>
       <w:szCs w:val="28"/>
+      <w:lang w:val="ru-RU"/>
     </w:rPr>
   </w:style>
   <w:style w:type="paragraph" w:styleId="Heading2">
@@ -1016,16 +827,17 @@
     <w:pPr>
       <w:keepNext/>
       <w:keepLines/>
-      <w:spacing w:before="280" w:after="140"/>
+      <w:spacing w:before="200" w:after="120" w:line="259" w:lineRule="auto"/>
       <w:outlineLvl w:val="1"/>
     </w:pPr>
     <w:rPr>
-      <w:rFonts w:asciiTheme="majorHAnsi" w:eastAsiaTheme="majorEastAsia" w:hAnsiTheme="majorHAnsi" w:cstheme="majorBidi" w:ascii="Calibri" w:hAnsi="Calibri" w:cs="Calibri"/>
+      <w:rFonts w:ascii="Times New Roman" w:hAnsi="Times New Roman"/>
       <w:b/>
       <w:bCs/>
-      <w:color w:val="2E74B5"/>
+      <w:color w:val="000000"/>
       <w:sz w:val="26"/>
       <w:szCs w:val="26"/>
+      <w:lang w:val="ru-RU"/>
     </w:rPr>
   </w:style>
   <w:style w:type="paragraph" w:styleId="Heading3">
@@ -1040,15 +852,14 @@
     <w:pPr>
       <w:keepNext/>
       <w:keepLines/>
-      <w:spacing w:before="200" w:after="100"/>
+      <w:spacing w:before="200" w:after="0"/>
       <w:outlineLvl w:val="2"/>
     </w:pPr>
     <w:rPr>
-      <w:rFonts w:asciiTheme="majorHAnsi" w:eastAsiaTheme="majorEastAsia" w:hAnsiTheme="majorHAnsi" w:cstheme="majorBidi" w:ascii="Calibri" w:hAnsi="Calibri" w:cs="Calibri"/>
+      <w:rFonts/>
       <w:b/>
       <w:bCs/>
-      <w:color w:val="1F4D78"/>
-      <w:sz w:val="24"/>
+      <w:color w:val="4F81BD" w:themeColor="accent1"/>
     </w:rPr>
   </w:style>
   <w:style w:type="paragraph" w:styleId="Heading4">
@@ -1068,7 +879,7 @@
       <w:outlineLvl w:val="3"/>
     </w:pPr>
     <w:rPr>
-      <w:rFonts w:asciiTheme="majorHAnsi" w:eastAsiaTheme="majorEastAsia" w:hAnsiTheme="majorHAnsi" w:cstheme="majorBidi"/>
+      <w:rFonts/>
       <w:b/>
       <w:bCs/>
       <w:i/>
@@ -1093,7 +904,7 @@
       <w:outlineLvl w:val="4"/>
     </w:pPr>
     <w:rPr>
-      <w:rFonts w:asciiTheme="majorHAnsi" w:eastAsiaTheme="majorEastAsia" w:hAnsiTheme="majorHAnsi" w:cstheme="majorBidi"/>
+      <w:rFonts/>
       <w:color w:val="243F60" w:themeColor="accent1" w:themeShade="7F"/>
     </w:rPr>
   </w:style>
@@ -1114,7 +925,7 @@
       <w:outlineLvl w:val="5"/>
     </w:pPr>
     <w:rPr>
-      <w:rFonts w:asciiTheme="majorHAnsi" w:eastAsiaTheme="majorEastAsia" w:hAnsiTheme="majorHAnsi" w:cstheme="majorBidi"/>
+      <w:rFonts/>
       <w:i/>
       <w:iCs/>
       <w:color w:val="243F60" w:themeColor="accent1" w:themeShade="7F"/>
@@ -1137,7 +948,7 @@
       <w:outlineLvl w:val="6"/>
     </w:pPr>
     <w:rPr>
-      <w:rFonts w:asciiTheme="majorHAnsi" w:eastAsiaTheme="majorEastAsia" w:hAnsiTheme="majorHAnsi" w:cstheme="majorBidi"/>
+      <w:rFonts/>
       <w:i/>
       <w:iCs/>
       <w:color w:val="404040" w:themeColor="text1" w:themeTint="BF"/>
@@ -1160,7 +971,7 @@
       <w:outlineLvl w:val="7"/>
     </w:pPr>
     <w:rPr>
-      <w:rFonts w:asciiTheme="majorHAnsi" w:eastAsiaTheme="majorEastAsia" w:hAnsiTheme="majorHAnsi" w:cstheme="majorBidi"/>
+      <w:rFonts/>
       <w:color w:val="4F81BD" w:themeColor="accent1"/>
       <w:sz w:val="20"/>
       <w:szCs w:val="20"/>
@@ -1183,7 +994,7 @@
       <w:outlineLvl w:val="8"/>
     </w:pPr>
     <w:rPr>
-      <w:rFonts w:asciiTheme="majorHAnsi" w:eastAsiaTheme="majorEastAsia" w:hAnsiTheme="majorHAnsi" w:cstheme="majorBidi"/>
+      <w:rFonts/>
       <w:i/>
       <w:iCs/>
       <w:color w:val="404040" w:themeColor="text1" w:themeTint="BF"/>
@@ -1234,7 +1045,7 @@
     <w:uiPriority w:val="9"/>
     <w:rsid w:val="00FC693F"/>
     <w:rPr>
-      <w:rFonts w:asciiTheme="majorHAnsi" w:eastAsiaTheme="majorEastAsia" w:hAnsiTheme="majorHAnsi" w:cstheme="majorBidi"/>
+      <w:rFonts/>
       <w:b/>
       <w:bCs/>
       <w:color w:val="365F91" w:themeColor="accent1" w:themeShade="BF"/>
@@ -1249,7 +1060,7 @@
     <w:uiPriority w:val="9"/>
     <w:rsid w:val="00FC693F"/>
     <w:rPr>
-      <w:rFonts w:asciiTheme="majorHAnsi" w:eastAsiaTheme="majorEastAsia" w:hAnsiTheme="majorHAnsi" w:cstheme="majorBidi"/>
+      <w:rFonts/>
       <w:b/>
       <w:bCs/>
       <w:color w:val="4F81BD" w:themeColor="accent1"/>
@@ -1264,7 +1075,7 @@
     <w:uiPriority w:val="9"/>
     <w:rsid w:val="00FC693F"/>
     <w:rPr>
-      <w:rFonts w:asciiTheme="majorHAnsi" w:eastAsiaTheme="majorEastAsia" w:hAnsiTheme="majorHAnsi" w:cstheme="majorBidi"/>
+      <w:rFonts/>
       <w:b/>
       <w:bCs/>
       <w:color w:val="4F81BD" w:themeColor="accent1"/>
@@ -1279,19 +1090,17 @@
     <w:qFormat/>
     <w:rsid w:val="00FC693F"/>
     <w:pPr>
-      <w:pBdr>
-        <w:bottom w:val="single" w:sz="8" w:space="4" w:color="4F81BD" w:themeColor="accent1"/>
-      </w:pBdr>
-      <w:spacing w:after="300" w:line="240" w:lineRule="auto"/>
+      <w:spacing w:after="120" w:line="259" w:lineRule="auto"/>
       <w:contextualSpacing/>
     </w:pPr>
     <w:rPr>
-      <w:rFonts w:asciiTheme="majorHAnsi" w:eastAsiaTheme="majorEastAsia" w:hAnsiTheme="majorHAnsi" w:cstheme="majorBidi"/>
-      <w:color w:val="17365D" w:themeColor="text2" w:themeShade="BF"/>
+      <w:rFonts w:ascii="Times New Roman" w:hAnsi="Times New Roman"/>
+      <w:color w:val="000000"/>
       <w:spacing w:val="5"/>
       <w:kern w:val="28"/>
-      <w:sz w:val="52"/>
+      <w:sz w:val="40"/>
       <w:szCs w:val="52"/>
+      <w:lang w:val="ru-RU"/>
     </w:rPr>
   </w:style>
   <w:style w:type="character" w:customStyle="1" w:styleId="TitleChar">
@@ -1301,7 +1110,7 @@
     <w:uiPriority w:val="10"/>
     <w:rsid w:val="00FC693F"/>
     <w:rPr>
-      <w:rFonts w:asciiTheme="majorHAnsi" w:eastAsiaTheme="majorEastAsia" w:hAnsiTheme="majorHAnsi" w:cstheme="majorBidi"/>
+      <w:rFonts/>
       <w:color w:val="17365D" w:themeColor="text2" w:themeShade="BF"/>
       <w:spacing w:val="5"/>
       <w:kern w:val="28"/>
@@ -1323,7 +1132,7 @@
       </w:numPr>
     </w:pPr>
     <w:rPr>
-      <w:rFonts w:asciiTheme="majorHAnsi" w:eastAsiaTheme="majorEastAsia" w:hAnsiTheme="majorHAnsi" w:cstheme="majorBidi"/>
+      <w:rFonts/>
       <w:i/>
       <w:iCs/>
       <w:color w:val="4F81BD" w:themeColor="accent1"/>
@@ -1339,7 +1148,7 @@
     <w:uiPriority w:val="11"/>
     <w:rsid w:val="00FC693F"/>
     <w:rPr>
-      <w:rFonts w:asciiTheme="majorHAnsi" w:eastAsiaTheme="majorEastAsia" w:hAnsiTheme="majorHAnsi" w:cstheme="majorBidi"/>
+      <w:rFonts/>
       <w:i/>
       <w:iCs/>
       <w:color w:val="4F81BD" w:themeColor="accent1"/>
@@ -1464,8 +1273,15 @@
       <w:numPr>
         <w:numId w:val="1"/>
       </w:numPr>
+      <w:spacing w:after="120" w:line="259" w:lineRule="auto"/>
       <w:contextualSpacing/>
     </w:pPr>
+    <w:rPr>
+      <w:rFonts w:ascii="Times New Roman" w:hAnsi="Times New Roman"/>
+      <w:color w:val="000000"/>
+      <w:sz w:val="24"/>
+      <w:lang w:val="ru-RU"/>
+    </w:rPr>
   </w:style>
   <w:style w:type="paragraph" w:styleId="ListBullet2">
     <w:name w:val="List Bullet 2"/>
@@ -1637,7 +1453,7 @@
     <w:semiHidden/>
     <w:rsid w:val="00FC693F"/>
     <w:rPr>
-      <w:rFonts w:asciiTheme="majorHAnsi" w:eastAsiaTheme="majorEastAsia" w:hAnsiTheme="majorHAnsi" w:cstheme="majorBidi"/>
+      <w:rFonts/>
       <w:b/>
       <w:bCs/>
       <w:i/>
@@ -1653,7 +1469,7 @@
     <w:semiHidden/>
     <w:rsid w:val="00FC693F"/>
     <w:rPr>
-      <w:rFonts w:asciiTheme="majorHAnsi" w:eastAsiaTheme="majorEastAsia" w:hAnsiTheme="majorHAnsi" w:cstheme="majorBidi"/>
+      <w:rFonts/>
       <w:color w:val="243F60" w:themeColor="accent1" w:themeShade="7F"/>
     </w:rPr>
   </w:style>
@@ -1665,7 +1481,7 @@
     <w:semiHidden/>
     <w:rsid w:val="00FC693F"/>
     <w:rPr>
-      <w:rFonts w:asciiTheme="majorHAnsi" w:eastAsiaTheme="majorEastAsia" w:hAnsiTheme="majorHAnsi" w:cstheme="majorBidi"/>
+      <w:rFonts/>
       <w:i/>
       <w:iCs/>
       <w:color w:val="243F60" w:themeColor="accent1" w:themeShade="7F"/>
@@ -1679,7 +1495,7 @@
     <w:semiHidden/>
     <w:rsid w:val="00FC693F"/>
     <w:rPr>
-      <w:rFonts w:asciiTheme="majorHAnsi" w:eastAsiaTheme="majorEastAsia" w:hAnsiTheme="majorHAnsi" w:cstheme="majorBidi"/>
+      <w:rFonts/>
       <w:i/>
       <w:iCs/>
       <w:color w:val="404040" w:themeColor="text1" w:themeTint="BF"/>
@@ -1693,7 +1509,7 @@
     <w:semiHidden/>
     <w:rsid w:val="00FC693F"/>
     <w:rPr>
-      <w:rFonts w:asciiTheme="majorHAnsi" w:eastAsiaTheme="majorEastAsia" w:hAnsiTheme="majorHAnsi" w:cstheme="majorBidi"/>
+      <w:rFonts/>
       <w:color w:val="4F81BD" w:themeColor="accent1"/>
       <w:sz w:val="20"/>
       <w:szCs w:val="20"/>
@@ -1707,7 +1523,7 @@
     <w:semiHidden/>
     <w:rsid w:val="00FC693F"/>
     <w:rPr>
-      <w:rFonts w:asciiTheme="majorHAnsi" w:eastAsiaTheme="majorEastAsia" w:hAnsiTheme="majorHAnsi" w:cstheme="majorBidi"/>
+      <w:rFonts/>
       <w:i/>
       <w:iCs/>
       <w:color w:val="404040" w:themeColor="text1" w:themeTint="BF"/>
@@ -1766,9 +1582,6 @@
     <w:qFormat/>
     <w:rsid w:val="00FC693F"/>
     <w:pPr>
-      <w:pBdr>
-        <w:bottom w:val="single" w:sz="4" w:space="4" w:color="4F81BD" w:themeColor="accent1"/>
-      </w:pBdr>
       <w:spacing w:before="200" w:after="280"/>
       <w:ind w:left="936" w:right="936"/>
     </w:pPr>
@@ -3296,7 +3109,7 @@
         <w:spacing w:before="0" w:after="0" w:line="240" w:lineRule="auto"/>
       </w:pPr>
       <w:rPr>
-        <w:rFonts w:asciiTheme="majorHAnsi" w:eastAsiaTheme="majorEastAsia" w:hAnsiTheme="majorHAnsi" w:cstheme="majorBidi"/>
+        <w:rFonts/>
         <w:b/>
         <w:bCs/>
       </w:rPr>
@@ -3317,7 +3130,7 @@
         <w:spacing w:before="0" w:after="0" w:line="240" w:lineRule="auto"/>
       </w:pPr>
       <w:rPr>
-        <w:rFonts w:asciiTheme="majorHAnsi" w:eastAsiaTheme="majorEastAsia" w:hAnsiTheme="majorHAnsi" w:cstheme="majorBidi"/>
+        <w:rFonts/>
         <w:b/>
         <w:bCs/>
       </w:rPr>
@@ -3335,14 +3148,14 @@
     </w:tblStylePr>
     <w:tblStylePr w:type="firstCol">
       <w:rPr>
-        <w:rFonts w:asciiTheme="majorHAnsi" w:eastAsiaTheme="majorEastAsia" w:hAnsiTheme="majorHAnsi" w:cstheme="majorBidi"/>
+        <w:rFonts/>
         <w:b/>
         <w:bCs/>
       </w:rPr>
     </w:tblStylePr>
     <w:tblStylePr w:type="lastCol">
       <w:rPr>
-        <w:rFonts w:asciiTheme="majorHAnsi" w:eastAsiaTheme="majorEastAsia" w:hAnsiTheme="majorHAnsi" w:cstheme="majorBidi"/>
+        <w:rFonts/>
         <w:b/>
         <w:bCs/>
       </w:rPr>
@@ -3426,7 +3239,7 @@
         <w:spacing w:before="0" w:after="0" w:line="240" w:lineRule="auto"/>
       </w:pPr>
       <w:rPr>
-        <w:rFonts w:asciiTheme="majorHAnsi" w:eastAsiaTheme="majorEastAsia" w:hAnsiTheme="majorHAnsi" w:cstheme="majorBidi"/>
+        <w:rFonts/>
         <w:b/>
         <w:bCs/>
       </w:rPr>
@@ -3447,7 +3260,7 @@
         <w:spacing w:before="0" w:after="0" w:line="240" w:lineRule="auto"/>
       </w:pPr>
       <w:rPr>
-        <w:rFonts w:asciiTheme="majorHAnsi" w:eastAsiaTheme="majorEastAsia" w:hAnsiTheme="majorHAnsi" w:cstheme="majorBidi"/>
+        <w:rFonts/>
         <w:b/>
         <w:bCs/>
       </w:rPr>
@@ -3465,14 +3278,14 @@
     </w:tblStylePr>
     <w:tblStylePr w:type="firstCol">
       <w:rPr>
-        <w:rFonts w:asciiTheme="majorHAnsi" w:eastAsiaTheme="majorEastAsia" w:hAnsiTheme="majorHAnsi" w:cstheme="majorBidi"/>
+        <w:rFonts/>
         <w:b/>
         <w:bCs/>
       </w:rPr>
     </w:tblStylePr>
     <w:tblStylePr w:type="lastCol">
       <w:rPr>
-        <w:rFonts w:asciiTheme="majorHAnsi" w:eastAsiaTheme="majorEastAsia" w:hAnsiTheme="majorHAnsi" w:cstheme="majorBidi"/>
+        <w:rFonts/>
         <w:b/>
         <w:bCs/>
       </w:rPr>
@@ -3556,7 +3369,7 @@
         <w:spacing w:before="0" w:after="0" w:line="240" w:lineRule="auto"/>
       </w:pPr>
       <w:rPr>
-        <w:rFonts w:asciiTheme="majorHAnsi" w:eastAsiaTheme="majorEastAsia" w:hAnsiTheme="majorHAnsi" w:cstheme="majorBidi"/>
+        <w:rFonts/>
         <w:b/>
         <w:bCs/>
       </w:rPr>
@@ -3577,7 +3390,7 @@
         <w:spacing w:before="0" w:after="0" w:line="240" w:lineRule="auto"/>
       </w:pPr>
       <w:rPr>
-        <w:rFonts w:asciiTheme="majorHAnsi" w:eastAsiaTheme="majorEastAsia" w:hAnsiTheme="majorHAnsi" w:cstheme="majorBidi"/>
+        <w:rFonts/>
         <w:b/>
         <w:bCs/>
       </w:rPr>
@@ -3595,14 +3408,14 @@
     </w:tblStylePr>
     <w:tblStylePr w:type="firstCol">
       <w:rPr>
-        <w:rFonts w:asciiTheme="majorHAnsi" w:eastAsiaTheme="majorEastAsia" w:hAnsiTheme="majorHAnsi" w:cstheme="majorBidi"/>
+        <w:rFonts/>
         <w:b/>
         <w:bCs/>
       </w:rPr>
     </w:tblStylePr>
     <w:tblStylePr w:type="lastCol">
       <w:rPr>
-        <w:rFonts w:asciiTheme="majorHAnsi" w:eastAsiaTheme="majorEastAsia" w:hAnsiTheme="majorHAnsi" w:cstheme="majorBidi"/>
+        <w:rFonts/>
         <w:b/>
         <w:bCs/>
       </w:rPr>
@@ -3686,7 +3499,7 @@
         <w:spacing w:before="0" w:after="0" w:line="240" w:lineRule="auto"/>
       </w:pPr>
       <w:rPr>
-        <w:rFonts w:asciiTheme="majorHAnsi" w:eastAsiaTheme="majorEastAsia" w:hAnsiTheme="majorHAnsi" w:cstheme="majorBidi"/>
+        <w:rFonts/>
         <w:b/>
         <w:bCs/>
       </w:rPr>
@@ -3707,7 +3520,7 @@
         <w:spacing w:before="0" w:after="0" w:line="240" w:lineRule="auto"/>
       </w:pPr>
       <w:rPr>
-        <w:rFonts w:asciiTheme="majorHAnsi" w:eastAsiaTheme="majorEastAsia" w:hAnsiTheme="majorHAnsi" w:cstheme="majorBidi"/>
+        <w:rFonts/>
         <w:b/>
         <w:bCs/>
       </w:rPr>
@@ -3725,14 +3538,14 @@
     </w:tblStylePr>
     <w:tblStylePr w:type="firstCol">
       <w:rPr>
-        <w:rFonts w:asciiTheme="majorHAnsi" w:eastAsiaTheme="majorEastAsia" w:hAnsiTheme="majorHAnsi" w:cstheme="majorBidi"/>
+        <w:rFonts/>
         <w:b/>
         <w:bCs/>
       </w:rPr>
     </w:tblStylePr>
     <w:tblStylePr w:type="lastCol">
       <w:rPr>
-        <w:rFonts w:asciiTheme="majorHAnsi" w:eastAsiaTheme="majorEastAsia" w:hAnsiTheme="majorHAnsi" w:cstheme="majorBidi"/>
+        <w:rFonts/>
         <w:b/>
         <w:bCs/>
       </w:rPr>
@@ -3816,7 +3629,7 @@
         <w:spacing w:before="0" w:after="0" w:line="240" w:lineRule="auto"/>
       </w:pPr>
       <w:rPr>
-        <w:rFonts w:asciiTheme="majorHAnsi" w:eastAsiaTheme="majorEastAsia" w:hAnsiTheme="majorHAnsi" w:cstheme="majorBidi"/>
+        <w:rFonts/>
         <w:b/>
         <w:bCs/>
       </w:rPr>
@@ -3837,7 +3650,7 @@
         <w:spacing w:before="0" w:after="0" w:line="240" w:lineRule="auto"/>
       </w:pPr>
       <w:rPr>
-        <w:rFonts w:asciiTheme="majorHAnsi" w:eastAsiaTheme="majorEastAsia" w:hAnsiTheme="majorHAnsi" w:cstheme="majorBidi"/>
+        <w:rFonts/>
         <w:b/>
         <w:bCs/>
       </w:rPr>
@@ -3855,14 +3668,14 @@
     </w:tblStylePr>
     <w:tblStylePr w:type="firstCol">
       <w:rPr>
-        <w:rFonts w:asciiTheme="majorHAnsi" w:eastAsiaTheme="majorEastAsia" w:hAnsiTheme="majorHAnsi" w:cstheme="majorBidi"/>
+        <w:rFonts/>
         <w:b/>
         <w:bCs/>
       </w:rPr>
     </w:tblStylePr>
     <w:tblStylePr w:type="lastCol">
       <w:rPr>
-        <w:rFonts w:asciiTheme="majorHAnsi" w:eastAsiaTheme="majorEastAsia" w:hAnsiTheme="majorHAnsi" w:cstheme="majorBidi"/>
+        <w:rFonts/>
         <w:b/>
         <w:bCs/>
       </w:rPr>
@@ -3946,7 +3759,7 @@
         <w:spacing w:before="0" w:after="0" w:line="240" w:lineRule="auto"/>
       </w:pPr>
       <w:rPr>
-        <w:rFonts w:asciiTheme="majorHAnsi" w:eastAsiaTheme="majorEastAsia" w:hAnsiTheme="majorHAnsi" w:cstheme="majorBidi"/>
+        <w:rFonts/>
         <w:b/>
         <w:bCs/>
       </w:rPr>
@@ -3967,7 +3780,7 @@
         <w:spacing w:before="0" w:after="0" w:line="240" w:lineRule="auto"/>
       </w:pPr>
       <w:rPr>
-        <w:rFonts w:asciiTheme="majorHAnsi" w:eastAsiaTheme="majorEastAsia" w:hAnsiTheme="majorHAnsi" w:cstheme="majorBidi"/>
+        <w:rFonts/>
         <w:b/>
         <w:bCs/>
       </w:rPr>
@@ -3985,14 +3798,14 @@
     </w:tblStylePr>
     <w:tblStylePr w:type="firstCol">
       <w:rPr>
-        <w:rFonts w:asciiTheme="majorHAnsi" w:eastAsiaTheme="majorEastAsia" w:hAnsiTheme="majorHAnsi" w:cstheme="majorBidi"/>
+        <w:rFonts/>
         <w:b/>
         <w:bCs/>
       </w:rPr>
     </w:tblStylePr>
     <w:tblStylePr w:type="lastCol">
       <w:rPr>
-        <w:rFonts w:asciiTheme="majorHAnsi" w:eastAsiaTheme="majorEastAsia" w:hAnsiTheme="majorHAnsi" w:cstheme="majorBidi"/>
+        <w:rFonts/>
         <w:b/>
         <w:bCs/>
       </w:rPr>
@@ -4076,7 +3889,7 @@
         <w:spacing w:before="0" w:after="0" w:line="240" w:lineRule="auto"/>
       </w:pPr>
       <w:rPr>
-        <w:rFonts w:asciiTheme="majorHAnsi" w:eastAsiaTheme="majorEastAsia" w:hAnsiTheme="majorHAnsi" w:cstheme="majorBidi"/>
+        <w:rFonts/>
         <w:b/>
         <w:bCs/>
       </w:rPr>
@@ -4097,7 +3910,7 @@
         <w:spacing w:before="0" w:after="0" w:line="240" w:lineRule="auto"/>
       </w:pPr>
       <w:rPr>
-        <w:rFonts w:asciiTheme="majorHAnsi" w:eastAsiaTheme="majorEastAsia" w:hAnsiTheme="majorHAnsi" w:cstheme="majorBidi"/>
+        <w:rFonts/>
         <w:b/>
         <w:bCs/>
       </w:rPr>
@@ -4115,14 +3928,14 @@
     </w:tblStylePr>
     <w:tblStylePr w:type="firstCol">
       <w:rPr>
-        <w:rFonts w:asciiTheme="majorHAnsi" w:eastAsiaTheme="majorEastAsia" w:hAnsiTheme="majorHAnsi" w:cstheme="majorBidi"/>
+        <w:rFonts/>
         <w:b/>
         <w:bCs/>
       </w:rPr>
     </w:tblStylePr>
     <w:tblStylePr w:type="lastCol">
       <w:rPr>
-        <w:rFonts w:asciiTheme="majorHAnsi" w:eastAsiaTheme="majorEastAsia" w:hAnsiTheme="majorHAnsi" w:cstheme="majorBidi"/>
+        <w:rFonts/>
         <w:b/>
         <w:bCs/>
       </w:rPr>
@@ -5987,7 +5800,7 @@
     </w:tblPr>
     <w:tblStylePr w:type="firstRow">
       <w:rPr>
-        <w:rFonts w:asciiTheme="majorHAnsi" w:eastAsiaTheme="majorEastAsia" w:hAnsiTheme="majorHAnsi" w:cstheme="majorBidi"/>
+        <w:rFonts/>
       </w:rPr>
       <w:tblPr/>
       <w:tcPr>
@@ -6071,7 +5884,7 @@
     </w:tblPr>
     <w:tblStylePr w:type="firstRow">
       <w:rPr>
-        <w:rFonts w:asciiTheme="majorHAnsi" w:eastAsiaTheme="majorEastAsia" w:hAnsiTheme="majorHAnsi" w:cstheme="majorBidi"/>
+        <w:rFonts/>
       </w:rPr>
       <w:tblPr/>
       <w:tcPr>
@@ -6155,7 +5968,7 @@
     </w:tblPr>
     <w:tblStylePr w:type="firstRow">
       <w:rPr>
-        <w:rFonts w:asciiTheme="majorHAnsi" w:eastAsiaTheme="majorEastAsia" w:hAnsiTheme="majorHAnsi" w:cstheme="majorBidi"/>
+        <w:rFonts/>
       </w:rPr>
       <w:tblPr/>
       <w:tcPr>
@@ -6239,7 +6052,7 @@
     </w:tblPr>
     <w:tblStylePr w:type="firstRow">
       <w:rPr>
-        <w:rFonts w:asciiTheme="majorHAnsi" w:eastAsiaTheme="majorEastAsia" w:hAnsiTheme="majorHAnsi" w:cstheme="majorBidi"/>
+        <w:rFonts/>
       </w:rPr>
       <w:tblPr/>
       <w:tcPr>
@@ -6323,7 +6136,7 @@
     </w:tblPr>
     <w:tblStylePr w:type="firstRow">
       <w:rPr>
-        <w:rFonts w:asciiTheme="majorHAnsi" w:eastAsiaTheme="majorEastAsia" w:hAnsiTheme="majorHAnsi" w:cstheme="majorBidi"/>
+        <w:rFonts/>
       </w:rPr>
       <w:tblPr/>
       <w:tcPr>
@@ -6407,7 +6220,7 @@
     </w:tblPr>
     <w:tblStylePr w:type="firstRow">
       <w:rPr>
-        <w:rFonts w:asciiTheme="majorHAnsi" w:eastAsiaTheme="majorEastAsia" w:hAnsiTheme="majorHAnsi" w:cstheme="majorBidi"/>
+        <w:rFonts/>
       </w:rPr>
       <w:tblPr/>
       <w:tcPr>
@@ -6491,7 +6304,7 @@
     </w:tblPr>
     <w:tblStylePr w:type="firstRow">
       <w:rPr>
-        <w:rFonts w:asciiTheme="majorHAnsi" w:eastAsiaTheme="majorEastAsia" w:hAnsiTheme="majorHAnsi" w:cstheme="majorBidi"/>
+        <w:rFonts/>
       </w:rPr>
       <w:tblPr/>
       <w:tcPr>
@@ -6556,7 +6369,7 @@
       <w:spacing w:after="0" w:line="240" w:lineRule="auto"/>
     </w:pPr>
     <w:rPr>
-      <w:rFonts w:asciiTheme="majorHAnsi" w:eastAsiaTheme="majorEastAsia" w:hAnsiTheme="majorHAnsi" w:cstheme="majorBidi"/>
+      <w:rFonts/>
       <w:color w:val="000000" w:themeColor="text1"/>
     </w:rPr>
     <w:tblPr>
@@ -6684,7 +6497,7 @@
       <w:spacing w:after="0" w:line="240" w:lineRule="auto"/>
     </w:pPr>
     <w:rPr>
-      <w:rFonts w:asciiTheme="majorHAnsi" w:eastAsiaTheme="majorEastAsia" w:hAnsiTheme="majorHAnsi" w:cstheme="majorBidi"/>
+      <w:rFonts/>
       <w:color w:val="000000" w:themeColor="text1"/>
     </w:rPr>
     <w:tblPr>
@@ -6812,7 +6625,7 @@
       <w:spacing w:after="0" w:line="240" w:lineRule="auto"/>
     </w:pPr>
     <w:rPr>
-      <w:rFonts w:asciiTheme="majorHAnsi" w:eastAsiaTheme="majorEastAsia" w:hAnsiTheme="majorHAnsi" w:cstheme="majorBidi"/>
+      <w:rFonts/>
       <w:color w:val="000000" w:themeColor="text1"/>
     </w:rPr>
     <w:tblPr>
@@ -6940,7 +6753,7 @@
       <w:spacing w:after="0" w:line="240" w:lineRule="auto"/>
     </w:pPr>
     <w:rPr>
-      <w:rFonts w:asciiTheme="majorHAnsi" w:eastAsiaTheme="majorEastAsia" w:hAnsiTheme="majorHAnsi" w:cstheme="majorBidi"/>
+      <w:rFonts/>
       <w:color w:val="000000" w:themeColor="text1"/>
     </w:rPr>
     <w:tblPr>
@@ -7068,7 +6881,7 @@
       <w:spacing w:after="0" w:line="240" w:lineRule="auto"/>
     </w:pPr>
     <w:rPr>
-      <w:rFonts w:asciiTheme="majorHAnsi" w:eastAsiaTheme="majorEastAsia" w:hAnsiTheme="majorHAnsi" w:cstheme="majorBidi"/>
+      <w:rFonts/>
       <w:color w:val="000000" w:themeColor="text1"/>
     </w:rPr>
     <w:tblPr>
@@ -7196,7 +7009,7 @@
       <w:spacing w:after="0" w:line="240" w:lineRule="auto"/>
     </w:pPr>
     <w:rPr>
-      <w:rFonts w:asciiTheme="majorHAnsi" w:eastAsiaTheme="majorEastAsia" w:hAnsiTheme="majorHAnsi" w:cstheme="majorBidi"/>
+      <w:rFonts/>
       <w:color w:val="000000" w:themeColor="text1"/>
     </w:rPr>
     <w:tblPr>
@@ -7324,7 +7137,7 @@
       <w:spacing w:after="0" w:line="240" w:lineRule="auto"/>
     </w:pPr>
     <w:rPr>
-      <w:rFonts w:asciiTheme="majorHAnsi" w:eastAsiaTheme="majorEastAsia" w:hAnsiTheme="majorHAnsi" w:cstheme="majorBidi"/>
+      <w:rFonts/>
       <w:color w:val="000000" w:themeColor="text1"/>
     </w:rPr>
     <w:tblPr>
@@ -7963,7 +7776,7 @@
       <w:spacing w:after="0" w:line="240" w:lineRule="auto"/>
     </w:pPr>
     <w:rPr>
-      <w:rFonts w:asciiTheme="majorHAnsi" w:eastAsiaTheme="majorEastAsia" w:hAnsiTheme="majorHAnsi" w:cstheme="majorBidi"/>
+      <w:rFonts/>
       <w:color w:val="000000" w:themeColor="text1"/>
     </w:rPr>
     <w:tblPr>
@@ -8088,7 +7901,7 @@
       <w:spacing w:after="0" w:line="240" w:lineRule="auto"/>
     </w:pPr>
     <w:rPr>
-      <w:rFonts w:asciiTheme="majorHAnsi" w:eastAsiaTheme="majorEastAsia" w:hAnsiTheme="majorHAnsi" w:cstheme="majorBidi"/>
+      <w:rFonts/>
       <w:color w:val="000000" w:themeColor="text1"/>
     </w:rPr>
     <w:tblPr>
@@ -8213,7 +8026,7 @@
       <w:spacing w:after="0" w:line="240" w:lineRule="auto"/>
     </w:pPr>
     <w:rPr>
-      <w:rFonts w:asciiTheme="majorHAnsi" w:eastAsiaTheme="majorEastAsia" w:hAnsiTheme="majorHAnsi" w:cstheme="majorBidi"/>
+      <w:rFonts/>
       <w:color w:val="000000" w:themeColor="text1"/>
     </w:rPr>
     <w:tblPr>
@@ -8338,7 +8151,7 @@
       <w:spacing w:after="0" w:line="240" w:lineRule="auto"/>
     </w:pPr>
     <w:rPr>
-      <w:rFonts w:asciiTheme="majorHAnsi" w:eastAsiaTheme="majorEastAsia" w:hAnsiTheme="majorHAnsi" w:cstheme="majorBidi"/>
+      <w:rFonts/>
       <w:color w:val="000000" w:themeColor="text1"/>
     </w:rPr>
     <w:tblPr>
@@ -8463,7 +8276,7 @@
       <w:spacing w:after="0" w:line="240" w:lineRule="auto"/>
     </w:pPr>
     <w:rPr>
-      <w:rFonts w:asciiTheme="majorHAnsi" w:eastAsiaTheme="majorEastAsia" w:hAnsiTheme="majorHAnsi" w:cstheme="majorBidi"/>
+      <w:rFonts/>
       <w:color w:val="000000" w:themeColor="text1"/>
     </w:rPr>
     <w:tblPr>
@@ -8588,7 +8401,7 @@
       <w:spacing w:after="0" w:line="240" w:lineRule="auto"/>
     </w:pPr>
     <w:rPr>
-      <w:rFonts w:asciiTheme="majorHAnsi" w:eastAsiaTheme="majorEastAsia" w:hAnsiTheme="majorHAnsi" w:cstheme="majorBidi"/>
+      <w:rFonts/>
       <w:color w:val="000000" w:themeColor="text1"/>
     </w:rPr>
     <w:tblPr>
@@ -8713,7 +8526,7 @@
       <w:spacing w:after="0" w:line="240" w:lineRule="auto"/>
     </w:pPr>
     <w:rPr>
-      <w:rFonts w:asciiTheme="majorHAnsi" w:eastAsiaTheme="majorEastAsia" w:hAnsiTheme="majorHAnsi" w:cstheme="majorBidi"/>
+      <w:rFonts/>
       <w:color w:val="000000" w:themeColor="text1"/>
     </w:rPr>
     <w:tblPr>
